--- a/ky/discovery-articles/5.1 Мезгилдик таблица.docx
+++ b/ky/discovery-articles/5.1 Мезгилдик таблица.docx
@@ -4,533 +4,351 @@
   <w:body>
     <w:p>
       <w:pPr>
-        <w:keepNext/>
-        <w:spacing w:before="280" w:after="120"/>
+        <w:pStyle w:val="Title"/>
+        <w:widowControl/>
       </w:pPr>
       <w:r>
-        <w:rPr>
-          <w:rFonts w:ascii="Calibri" w:hAnsi="Calibri" w:eastAsia="Calibri"/>
-          <w:b/>
-          <w:i w:val="0"/>
-          <w:color w:val="004E8C"/>
-          <w:sz w:val="44"/>
-        </w:rPr>
         <w:t>5.1 Мезгилдик таблица</w:t>
       </w:r>
     </w:p>
     <w:p>
       <w:pPr>
-        <w:spacing w:after="80"/>
+        <w:keepNext/>
+        <w:widowControl/>
       </w:pPr>
       <w:r>
         <w:rPr>
-          <w:rFonts w:ascii="Calibri" w:hAnsi="Calibri" w:eastAsia="Calibri"/>
-          <w:b w:val="0"/>
-          <w:i/>
-          <w:color w:val="505050"/>
-          <w:sz w:val="22"/>
+          <w:sz w:val="20"/>
         </w:rPr>
         <w:t>5. Физика, химия жана материалдар</w:t>
       </w:r>
     </w:p>
     <w:p>
       <w:pPr>
-        <w:spacing w:after="200"/>
+        <w:keepNext/>
+        <w:widowControl/>
       </w:pPr>
       <w:r>
         <w:rPr>
-          <w:rFonts w:ascii="Calibri" w:hAnsi="Calibri" w:eastAsia="Calibri"/>
-          <w:b w:val="0"/>
-          <w:i/>
-          <w:sz w:val="22"/>
+          <w:sz w:val="20"/>
         </w:rPr>
-        <w:t>Мезгил: 1869-жыл (Менделеевдин эмгеги жарыяланган); атомдун түзүлүшү аныкталып, жаңы элементтер ачылган сайын толукталып турган | Негизги өкүлдөр: Дмитрий Менделеев; Лотар Мейер; элементтерди мурда классификациялаган окумуштуулар жана кийинки атом физиктери</w:t>
+        <w:t>Мезгил: 1869-жыл (Менделеевдин жарыялоосу); атом түзүлүшү жана жаңы элементтер белгилүү болгон сайын такталган | Негизги салым кошкондор: Дмитрий Менделеев; Лотар Мейер; мурдагы иреттөөчүлөр жана кийинки атом физиктери</w:t>
       </w:r>
     </w:p>
     <w:p>
       <w:pPr>
-        <w:spacing w:after="160" w:line="276" w:lineRule="auto"/>
+        <w:widowControl/>
       </w:pPr>
       <w:r>
-        <w:rPr>
-          <w:rFonts w:ascii="Calibri" w:hAnsi="Calibri" w:eastAsia="Calibri"/>
-          <w:b w:val="0"/>
-          <w:i w:val="0"/>
-          <w:sz w:val="22"/>
-        </w:rPr>
-        <w:t>Мезгилдик таблица химиялык элементтерди атомдук номери боюнча иреттеп, касиеттери окшош элементтерди бир топко жайгаштырат. Менделеев 1869-жылы түзгөн таблицада али ачыла элек элементтер үчүн бош орун калтырып, алардын касиеттерин туура алдын ала айткан.</w:t>
+        <w:t>Мезгилдик таблица химиялык элементтерди атомдук номери боюнча жайгаштырып, касиети окшошторун топторго бириктирет. Менделеев 1869-жылдагы таблицасында бош орун калтырып, али белгисиз элементтердин касиеттерин туура божомолдогон.</w:t>
       </w:r>
     </w:p>
     <w:p>
       <w:pPr>
-        <w:keepNext/>
-        <w:spacing w:before="240" w:after="120"/>
+        <w:pStyle w:val="Heading1"/>
+        <w:widowControl/>
       </w:pPr>
       <w:r>
-        <w:rPr>
-          <w:rFonts w:ascii="Calibri" w:hAnsi="Calibri" w:eastAsia="Calibri"/>
-          <w:b/>
-          <w:i w:val="0"/>
-          <w:color w:val="004E8C"/>
-          <w:sz w:val="28"/>
-        </w:rPr>
-        <w:t>Негизги фактылар</w:t>
+        <w:t>Негизги маалыматтар</w:t>
       </w:r>
     </w:p>
     <w:p>
       <w:pPr>
         <w:pStyle w:val="ListBullet"/>
+        <w:widowControl/>
       </w:pPr>
       <w:r>
-        <w:rPr>
-          <w:rFonts w:ascii="Calibri" w:hAnsi="Calibri" w:eastAsia="Calibri"/>
-          <w:b w:val="0"/>
-          <w:i w:val="0"/>
-          <w:sz w:val="22"/>
-        </w:rPr>
-        <w:t>Дмитрий Менделеев мезгилдик таблицасын 1869-жылы жарыялаган</w:t>
+        <w:t>Дмитрий Менделеев мезгилдик таблицасын 1869-жылы жарыялаган.</w:t>
       </w:r>
     </w:p>
     <w:p>
       <w:pPr>
         <w:pStyle w:val="ListBullet"/>
+        <w:widowControl/>
       </w:pPr>
       <w:r>
-        <w:rPr>
-          <w:rFonts w:ascii="Calibri" w:hAnsi="Calibri" w:eastAsia="Calibri"/>
-          <w:b w:val="0"/>
-          <w:i w:val="0"/>
-          <w:sz w:val="22"/>
-        </w:rPr>
-        <w:t>Лотар Мейер ушуга окшош системаны өз алдынча иштеп чыккан</w:t>
+        <w:t>Лотар Мейер өз алдынча окшош жайгашууну иштеп чыккан.</w:t>
       </w:r>
     </w:p>
     <w:p>
       <w:pPr>
         <w:pStyle w:val="ListBullet"/>
+        <w:widowControl/>
       </w:pPr>
       <w:r>
-        <w:rPr>
-          <w:rFonts w:ascii="Calibri" w:hAnsi="Calibri" w:eastAsia="Calibri"/>
-          <w:b w:val="0"/>
-          <w:i w:val="0"/>
-          <w:sz w:val="22"/>
-        </w:rPr>
-        <w:t>Азыркы таблицада элементтер ядродогу протондордун санына, башкача айтканда атомдук номерине жараша жайгашат</w:t>
+        <w:t>Азыркы таблица элементтерди ядродогу протондордун саны — атомдук номер — боюнча иреттейт.</w:t>
       </w:r>
     </w:p>
     <w:p>
       <w:pPr>
         <w:pStyle w:val="ListBullet"/>
+        <w:widowControl/>
       </w:pPr>
       <w:r>
-        <w:rPr>
-          <w:rFonts w:ascii="Calibri" w:hAnsi="Calibri" w:eastAsia="Calibri"/>
-          <w:b w:val="0"/>
-          <w:i w:val="0"/>
-          <w:sz w:val="22"/>
-        </w:rPr>
-        <w:t>Менделеев жетишпеген элементтердин, анын ичинде кийин галлий деп аталган элементтин касиеттерин алдын ала айткан</w:t>
+        <w:t>Менделеев жок элементтердин, анын ичинде кийин галлий аталган элементтин касиеттерин алдын ала айткан.</w:t>
       </w:r>
     </w:p>
     <w:p>
       <w:pPr>
         <w:pStyle w:val="ListBullet"/>
+        <w:widowControl/>
       </w:pPr>
       <w:r>
-        <w:rPr>
-          <w:rFonts w:ascii="Calibri" w:hAnsi="Calibri" w:eastAsia="Calibri"/>
-          <w:b w:val="0"/>
-          <w:i w:val="0"/>
-          <w:sz w:val="22"/>
-        </w:rPr>
-        <w:t>Мезгилдик таблица химия менен материал таануунун негизги картасы бойдон калууда</w:t>
+        <w:t>Таблица химия жана материал таануунун негизги картасы бойдон калат.</w:t>
       </w:r>
     </w:p>
     <w:p>
       <w:pPr>
-        <w:keepNext/>
-        <w:spacing w:before="240" w:after="120"/>
+        <w:pStyle w:val="Heading1"/>
+        <w:widowControl/>
       </w:pPr>
       <w:r>
-        <w:rPr>
-          <w:rFonts w:ascii="Calibri" w:hAnsi="Calibri" w:eastAsia="Calibri"/>
-          <w:b/>
-          <w:i w:val="0"/>
-          <w:color w:val="004E8C"/>
-          <w:sz w:val="28"/>
-        </w:rPr>
-        <w:t>Бул эмне</w:t>
+        <w:t>Бул эмне?</w:t>
       </w:r>
     </w:p>
     <w:p>
       <w:pPr>
-        <w:spacing w:after="160" w:line="276" w:lineRule="auto"/>
+        <w:widowControl/>
       </w:pPr>
       <w:r>
-        <w:rPr>
-          <w:rFonts w:ascii="Calibri" w:hAnsi="Calibri" w:eastAsia="Calibri"/>
-          <w:b w:val="0"/>
-          <w:i w:val="0"/>
-          <w:sz w:val="22"/>
-        </w:rPr>
-        <w:t>Мезгилдик таблица — атомдордун негизги түрлөрү болгон химиялык элементтердин системалаштырылган схемасы. Ар бир элементтин атомдук номери, башкача айтканда ядросундагы протондордун саны бар. Таблица элементтерди ошол сан боюнча тизип, химиялык касиеттери окшошторун топ деп аталган бир мамычага жайгаштырат. Мисалы, натрий да, калий да суу менен өтө активдүү аракеттенет. Бул кайталанма тартип календарга окшош: күндөр алмашканы менен тааныш орундар жана өз ара байланыштар кайра кайталанып турат.</w:t>
+        <w:t>Мезгилдик таблица химиялык элементтердин — атомдордун негизги түрлөрүнүн — схемасы. Ар бир элементтин ядродогу протондордун санын билдирген атомдук номери бар. Таблица ошол тартип менен түзүлүп, химиялык жүрүм-туруму окшош элементтерди «топ» деп аталган бир мамычага коёт. Мисалы, натрий менен калий экөө тең суу менен күчтүү реакцияга кирет. Кайталанган үлгү жылнаамага окшош: күндөр өтөт, бирок тааныш орундар менен байланыштар кайталанат.</w:t>
       </w:r>
     </w:p>
     <w:p>
       <w:pPr>
-        <w:keepNext/>
-        <w:spacing w:before="240" w:after="120"/>
+        <w:pStyle w:val="Heading1"/>
+        <w:widowControl/>
       </w:pPr>
       <w:r>
-        <w:rPr>
-          <w:rFonts w:ascii="Calibri" w:hAnsi="Calibri" w:eastAsia="Calibri"/>
-          <w:b/>
-          <w:i w:val="0"/>
-          <w:color w:val="004E8C"/>
-          <w:sz w:val="28"/>
-        </w:rPr>
-        <w:t>Аны ким ачкан же ойлоп тапкан</w:t>
+        <w:t xml:space="preserve">Ким ойлоп тапкан</w:t>
       </w:r>
     </w:p>
     <w:p>
       <w:pPr>
-        <w:spacing w:after="160" w:line="276" w:lineRule="auto"/>
+        <w:widowControl/>
       </w:pPr>
       <w:r>
-        <w:rPr>
-          <w:rFonts w:ascii="Calibri" w:hAnsi="Calibri" w:eastAsia="Calibri"/>
-          <w:b w:val="0"/>
-          <w:i w:val="0"/>
-          <w:sz w:val="22"/>
-        </w:rPr>
-        <w:t>Орус химиги Дмитрий Менделеев мезгилдик таблицанын эң белгилүү алгачкы нускасын 1869-жылы жарыялаган. Немис химиги Лотар Мейер да ага жакын системаны өз алдынча түзгөн. Ага чейин башка изилдөөчүлөр айрым элементтердин чакан топторундагы окшоштуктарды байкап, атомдук массаларды так өлчөөгө жетишкен. Менделеевдин чечүүчү кадамы — аныкталган мыйзам ченемдүүлүккө ишенип, белгисиз элементтер үчүн бош орун калтырып, алардын касиеттерин алдын ала айтышы болгон. Кийин табылган элементтер анын божомолдоруна дээрлик дал келгенде таблицанын тууралыгы ишенимдүү далилденген.</w:t>
+        <w:t>Орус химиги Дмитрий Менделеев алгачкы таблицалардын эң белгилүүсүн 1869-жылы жарыялаган. Немис химиги Лотар Мейер ага жакын жайгашууну өз алдынча иштеп чыккан. Башка изилдөөчүлөр чакан элемент топторундагы үлгүлөрдү мурда эле байкап, атомдук салмак өлчөөлөрүн жакшыртышкан. Менделеевдин чоң кадамы — үлгүгө ишенип, боштук калтыруу жана жетишпеген элементти алдын ала айтуу. Кийинки ачылыштар божомолго так жакындап, таблицанын ишенимдүүлүгүн көрсөткөн.</w:t>
       </w:r>
     </w:p>
     <w:p>
       <w:pPr>
-        <w:keepNext/>
-        <w:spacing w:before="240" w:after="120"/>
+        <w:pStyle w:val="Heading1"/>
+        <w:widowControl/>
       </w:pPr>
       <w:r>
-        <w:rPr>
-          <w:rFonts w:ascii="Calibri" w:hAnsi="Calibri" w:eastAsia="Calibri"/>
-          <w:b/>
-          <w:i w:val="0"/>
-          <w:color w:val="004E8C"/>
-          <w:sz w:val="28"/>
-        </w:rPr>
-        <w:t>Качан жана кантип пайда болгон</w:t>
+        <w:t>Качан жана кантип пайда болгон?</w:t>
       </w:r>
     </w:p>
     <w:p>
       <w:pPr>
-        <w:spacing w:after="160" w:line="276" w:lineRule="auto"/>
+        <w:widowControl/>
       </w:pPr>
       <w:r>
-        <w:rPr>
-          <w:rFonts w:ascii="Calibri" w:hAnsi="Calibri" w:eastAsia="Calibri"/>
-          <w:b w:val="0"/>
-          <w:i w:val="0"/>
-          <w:sz w:val="22"/>
-        </w:rPr>
-        <w:t>XIX кылымдын ортосунда химиктер ондогон элементти билгени менен, аларды иретке келтирген так система жок эле. Атомдук массаларды ишенимдүү аныктоо жана окумуштуулардын маалымат алмашуусунун жакшырышы салыштырууга жарактуу маалымат топтоого шарт түздү. Химия окуу китебин даярдап жатып Менделеев элементтерди негизинен атомдук массасы жана химиялык касиеттери боюнча жайгаштырган. XX кылымдын башында Генри Мозли элементтердин туура иретин атомдук номер аныктай турганын көрсөттү. Андан кийин инерттүү газдар, радиоактивдүү жана лабораторияда алынган элементтер таблицанын негизги мыйзам ченемин бузбастан ага кошулду.</w:t>
+        <w:t>XIX кылымдын ортосунда химиктер ондогон элементти билген, бирок иреттөө системасы так эмес болгон. Ишенимдүү атомдук салмактар жана жакшы байланыш салыштырылуучу маалымат берген. Менделеев химия окуу китебин даярдап жатып элементтерди негизинен атомдук салмагына жана химиялык касиетине карап жайгаштырган. XX кылымдын башында Генри Мозлинин иши туура тартипти атомдук номер берерин көрсөткөн. Андан соң инерттүү газдар, радиоактивдүү жана лабораторияда жасалган элементтер негизги үлгүнү бузбай кошулган.</w:t>
       </w:r>
     </w:p>
     <w:p>
       <w:pPr>
-        <w:keepNext/>
-        <w:spacing w:before="240" w:after="120"/>
+        <w:pStyle w:val="Heading1"/>
+        <w:widowControl/>
       </w:pPr>
       <w:r>
-        <w:rPr>
-          <w:rFonts w:ascii="Calibri" w:hAnsi="Calibri" w:eastAsia="Calibri"/>
-          <w:b/>
-          <w:i w:val="0"/>
-          <w:color w:val="004E8C"/>
-          <w:sz w:val="28"/>
-        </w:rPr>
-        <w:t>Илимий жактан мааниси</w:t>
+        <w:t>Илим үчүн мааниси</w:t>
       </w:r>
     </w:p>
     <w:p>
       <w:pPr>
-        <w:spacing w:after="160" w:line="276" w:lineRule="auto"/>
+        <w:widowControl/>
       </w:pPr>
       <w:r>
-        <w:rPr>
-          <w:rFonts w:ascii="Calibri" w:hAnsi="Calibri" w:eastAsia="Calibri"/>
-          <w:b w:val="0"/>
-          <w:i w:val="0"/>
-          <w:sz w:val="22"/>
-        </w:rPr>
-        <w:t>Мезгилдик таблица химияга алдын ала божомол жасоо мүмкүнчүлүгүн берди. Бош уяча жөн гана боштук эмес, ошол жерде белгилүү касиеттери бар али белгисиз элемент болушу керек деген илимий тыянак эле. Кийинчерээк электрондук түзүлүш касиеттердин эмне үчүн мезгил-мезгили менен кайталанарын түшүндүрдү. Бир топтогу элементтердин сырткы электрондору окшош жайгашкандыктан, химиялык реакциялары да окшош болот. Ошентип, таблица бир эле учурда элементтердин каталогу да, кыскача теориясы да болуп кызмат кылат. Мынчалык чакан аянтка ушунча көп текшерилген байланышты батырган илимий схема сейрек кездешет.</w:t>
+        <w:t>Таблица химияны алдын ала айта алган илим кылган. Боштук жөн гана орун эмес, белгилүү касиети бар белгисиз элемент болушу керек деген билдирүү болгон. Кийин электрон түзүлүшү үлгү эмне үчүн кайталанарын түшүндүргөн. Бир топтогу элементтердин тышкы электрондору окшош жайгашат; химиялык реакцияга ошолор таасир этет. Демек, схема тизме да, кыска теория да болуп иштейт. Ушунча аз орунга мынчалык көп текшерилген байланыш баткан илимий сүрөт аз.</w:t>
       </w:r>
     </w:p>
     <w:p>
       <w:pPr>
-        <w:keepNext/>
-        <w:spacing w:before="240" w:after="120"/>
+        <w:pStyle w:val="Heading1"/>
+        <w:widowControl/>
       </w:pPr>
       <w:r>
-        <w:rPr>
-          <w:rFonts w:ascii="Calibri" w:hAnsi="Calibri" w:eastAsia="Calibri"/>
-          <w:b/>
-          <w:i w:val="0"/>
-          <w:color w:val="004E8C"/>
-          <w:sz w:val="28"/>
-        </w:rPr>
-        <w:t>Кийинки өнүгүүлөргө тийгизген таасири</w:t>
+        <w:t>Кийинки өнүгүүгө тийгизген таасири</w:t>
       </w:r>
     </w:p>
     <w:p>
       <w:pPr>
-        <w:spacing w:after="160" w:line="276" w:lineRule="auto"/>
+        <w:widowControl/>
       </w:pPr>
       <w:r>
-        <w:rPr>
-          <w:rFonts w:ascii="Calibri" w:hAnsi="Calibri" w:eastAsia="Calibri"/>
-          <w:b w:val="0"/>
-          <w:i w:val="0"/>
-          <w:sz w:val="22"/>
-        </w:rPr>
-        <w:t>Химиктер элементтин таблицадагы ордуна карап, анын реакцияга кирүү жөндөмүн, байланыш түзүшүн, өлчөмүн жана металлдык касиетин баалайт. Бул жаңы элементтерди издөөгө, эритмелерди, дары-дармектерди, катализаторлорду жана электрондук материалдарды иштеп чыгууга багыт берди. Жарым өткөргүч жасоочу инженерлер кремнийдин электр өткөрүмдүүлүгүн өзгөртүү үчүн ага атайын тандалган элементтерди аз өлчөмдө кошушат. Лантаноиддер менен актиноиддер таблицаны жыйнакы кармоо үчүн көбүнчө негизги бөлүктүн алдына чыгарылат — бул географияны өзгөртпөй эле картанын бир бөлүгүн бүктөп койгон сыяктуу.</w:t>
+        <w:t>Химиктер элементтин орду аркылуу реакциясын, байланыш түзүшүн, өлчөмүн жана металлдык касиетин болжолдойт. Бул жаңы элемент издөөдө, эритме, дары, катализатор жана электрондук материал долбоорлоодо жардам берген. Жарым өткөргүч инженерлери кремнийдин электр өткөрүшүн өзгөртүү үчүн тандалган элементтерди аз өлчөмдө кошот. Лантаноиддер менен актиноиддер таблица чакан болушу үчүн адатта төмөндө берилет. Бул географияны өзгөртпөй, картанын бир бөлүгүн өзүнчө ачып көрсөтүүгө окшош.</w:t>
       </w:r>
     </w:p>
     <w:p>
       <w:pPr>
-        <w:keepNext/>
-        <w:spacing w:before="240" w:after="120"/>
+        <w:pStyle w:val="Heading1"/>
+        <w:widowControl/>
       </w:pPr>
       <w:r>
-        <w:rPr>
-          <w:rFonts w:ascii="Calibri" w:hAnsi="Calibri" w:eastAsia="Calibri"/>
-          <w:b/>
-          <w:i w:val="0"/>
-          <w:color w:val="004E8C"/>
-          <w:sz w:val="28"/>
-        </w:rPr>
-        <w:t>Адамдардын жашоосун кантип өзгөрткөн</w:t>
+        <w:t>Адамдардын жашоосун кантип өзгөрткөн?</w:t>
       </w:r>
     </w:p>
     <w:p>
       <w:pPr>
-        <w:spacing w:after="160" w:line="276" w:lineRule="auto"/>
+        <w:widowControl/>
       </w:pPr>
       <w:r>
-        <w:rPr>
-          <w:rFonts w:ascii="Calibri" w:hAnsi="Calibri" w:eastAsia="Calibri"/>
-          <w:b w:val="0"/>
-          <w:i w:val="0"/>
-          <w:sz w:val="22"/>
-        </w:rPr>
-        <w:t>Мезгилдик таблица окуучуларга, лабораторияларга жана өнөр жайга заттар дүйнөсүнүн бирдиктүү картасын берди. Ал туз, болот, кычкылтек жана компьютердик микросхемалар эмне үчүн ар башка касиетке ээ экенин түшүндүрүүгө жардам берет. Инженерлер материалдарды мурдагыдай көп жолу сынап көрбөй, билими менен так тандай алышат. Таблица ошондой эле дүйнөнү тартипке салууга жана таанып-билүүгө болорун билдирген маданий символго айланды. Ал ар бир химиялык кубулуштун даяр жообун бербесе да, кайсы бир элементти түшүнүү керек болгондо биринчи кайрыла турган булактардын бири бойдон калат.</w:t>
+        <w:t>Таблица окуучуларга, лабораторияларга жана өндүрүшкө заттын жалпы картасын берген. Ал туз, болот, кычкылтек жана компьютердик чип эмне үчүн башкача экенин түшүнүүгө жардам берет. Инженерлер материалды азыраак сокур сыноо, көбүрөөк билим менен тандайт. Таблица тартиптүү, таанууга боло турган дүйнөнүн маданий белгисине да айланган. Ал ар бир химиялык натыйжанын рецепти эмес, бирок элементти түшүнүүдө алгач карала турган негизги булактардын бири.</w:t>
       </w:r>
     </w:p>
     <w:p>
       <w:pPr>
-        <w:keepNext/>
-        <w:spacing w:before="240" w:after="120"/>
+        <w:pStyle w:val="Heading1"/>
+        <w:widowControl/>
       </w:pPr>
       <w:r>
-        <w:rPr>
-          <w:rFonts w:ascii="Calibri" w:hAnsi="Calibri" w:eastAsia="Calibri"/>
-          <w:b/>
-          <w:i w:val="0"/>
-          <w:color w:val="004E8C"/>
-          <w:sz w:val="28"/>
-        </w:rPr>
-        <w:t>Булактар жана шилтемелер</w:t>
+        <w:t>Булактар жана кошумча окуу</w:t>
       </w:r>
     </w:p>
     <w:p>
       <w:pPr>
-        <w:keepNext/>
-        <w:spacing w:before="240" w:after="120"/>
+        <w:pStyle w:val="Heading2"/>
+        <w:widowControl/>
       </w:pPr>
       <w:r>
         <w:rPr>
-          <w:rFonts w:ascii="Calibri" w:hAnsi="Calibri" w:eastAsia="Calibri"/>
-          <w:b/>
-          <w:i w:val="0"/>
-          <w:color w:val="004E8C"/>
-          <w:sz w:val="24"/>
+          <w:sz w:val="20"/>
         </w:rPr>
-        <w:t>C. Мекемелердин материалдары жана энциклопедиялык булактар</w:t>
+        <w:t>Уюмдардын жана энциклопедиялардын материалдары</w:t>
       </w:r>
     </w:p>
     <w:p>
       <w:pPr>
-        <w:spacing w:after="80"/>
-        <w:ind w:left="360"/>
+        <w:widowControl/>
       </w:pPr>
       <w:r>
         <w:rPr>
-          <w:rFonts w:ascii="Calibri" w:hAnsi="Calibri" w:eastAsia="Calibri"/>
-          <w:b w:val="0"/>
-          <w:i w:val="0"/>
-          <w:sz w:val="22"/>
+          <w:sz w:val="20"/>
         </w:rPr>
-        <w:t>1. Encyclopaedia Britannica. «Мезгилдик таблица».</w:t>
-      </w:r>
-      <w:r>
-        <w:rPr>
-          <w:rFonts w:ascii="Calibri" w:hAnsi="Calibri" w:eastAsia="Calibri"/>
-          <w:b w:val="0"/>
-          <w:i w:val="0"/>
-          <w:sz w:val="22"/>
-        </w:rPr>
-        <w:t xml:space="preserve"> </w:t>
+        <w:t xml:space="preserve">1. Encyclopaedia Britannica. 'Periodic table.' </w:t>
       </w:r>
       <w:hyperlink r:id="rId9">
         <w:r>
           <w:rPr>
-            <w:rFonts w:ascii="Calibri" w:hAnsi="Calibri" w:eastAsia="Calibri"/>
-            <w:b w:val="0"/>
-            <w:i w:val="0"/>
-            <w:sz w:val="22"/>
-            <w:color w:val="0563C1"/>
-            <w:u w:val="single"/>
+            <w:sz w:val="20"/>
           </w:rPr>
           <w:t>https://www.britannica.com/science/periodic-table</w:t>
         </w:r>
       </w:hyperlink>
+      <w:r>
+        <w:rPr>
+          <w:sz w:val="20"/>
+        </w:rPr>
+      </w:r>
     </w:p>
     <w:p>
       <w:pPr>
-        <w:spacing w:after="80"/>
-        <w:ind w:left="360"/>
+        <w:widowControl/>
       </w:pPr>
       <w:r>
         <w:rPr>
-          <w:rFonts w:ascii="Calibri" w:hAnsi="Calibri" w:eastAsia="Calibri"/>
-          <w:b w:val="0"/>
-          <w:i w:val="0"/>
-          <w:sz w:val="22"/>
+          <w:sz w:val="20"/>
         </w:rPr>
-        <w:t>2. Science History Institute. «Дмитрий Менделеев».</w:t>
-      </w:r>
-      <w:r>
-        <w:rPr>
-          <w:rFonts w:ascii="Calibri" w:hAnsi="Calibri" w:eastAsia="Calibri"/>
-          <w:b w:val="0"/>
-          <w:i w:val="0"/>
-          <w:sz w:val="22"/>
-        </w:rPr>
-        <w:t xml:space="preserve"> </w:t>
+        <w:t xml:space="preserve">2. Science History Institute. 'Dmitri Mendeleev.' </w:t>
       </w:r>
       <w:hyperlink r:id="rId10">
         <w:r>
           <w:rPr>
-            <w:rFonts w:ascii="Calibri" w:hAnsi="Calibri" w:eastAsia="Calibri"/>
-            <w:b w:val="0"/>
-            <w:i w:val="0"/>
-            <w:sz w:val="22"/>
-            <w:color w:val="0563C1"/>
-            <w:u w:val="single"/>
+            <w:sz w:val="20"/>
           </w:rPr>
           <w:t>https://www.sciencehistory.org/education/scientific-biographies/dmitri-mendeleev/</w:t>
         </w:r>
       </w:hyperlink>
-    </w:p>
-    <w:p>
-      <w:pPr>
-        <w:keepNext/>
-        <w:spacing w:before="240" w:after="120"/>
-      </w:pPr>
       <w:r>
         <w:rPr>
-          <w:rFonts w:ascii="Calibri" w:hAnsi="Calibri" w:eastAsia="Calibri"/>
-          <w:b/>
-          <w:i w:val="0"/>
-          <w:color w:val="004E8C"/>
-          <w:sz w:val="24"/>
+          <w:sz w:val="20"/>
         </w:rPr>
-        <w:t>H. Кесиптик коомдордун жана стандартташтыруу уюмдарынын материалдары</w:t>
       </w:r>
     </w:p>
     <w:p>
       <w:pPr>
-        <w:spacing w:after="80"/>
-        <w:ind w:left="360"/>
+        <w:pStyle w:val="Heading2"/>
+        <w:widowControl/>
       </w:pPr>
       <w:r>
         <w:rPr>
-          <w:rFonts w:ascii="Calibri" w:hAnsi="Calibri" w:eastAsia="Calibri"/>
-          <w:b w:val="0"/>
-          <w:i w:val="0"/>
-          <w:sz w:val="22"/>
+          <w:sz w:val="20"/>
         </w:rPr>
-        <w:t>1. International Union of Pure and Applied Chemistry. «Элементтердин мезгилдик таблицасы».</w:t>
+        <w:t>Кесиптик коомдор жана стандартташтыруу уюмдары</w:t>
       </w:r>
+    </w:p>
+    <w:p>
+      <w:pPr>
+        <w:widowControl/>
+      </w:pPr>
       <w:r>
         <w:rPr>
-          <w:rFonts w:ascii="Calibri" w:hAnsi="Calibri" w:eastAsia="Calibri"/>
-          <w:b w:val="0"/>
-          <w:i w:val="0"/>
-          <w:sz w:val="22"/>
+          <w:sz w:val="20"/>
         </w:rPr>
-        <w:t xml:space="preserve"> </w:t>
+        <w:t xml:space="preserve">1. International Union of Pure and Applied Chemistry. 'Periodic Table of Elements.' </w:t>
       </w:r>
       <w:hyperlink r:id="rId11">
         <w:r>
           <w:rPr>
-            <w:rFonts w:ascii="Calibri" w:hAnsi="Calibri" w:eastAsia="Calibri"/>
-            <w:b w:val="0"/>
-            <w:i w:val="0"/>
-            <w:sz w:val="22"/>
-            <w:color w:val="0563C1"/>
-            <w:u w:val="single"/>
+            <w:sz w:val="20"/>
           </w:rPr>
           <w:t>https://iupac.org/what-we-do/periodic-table-of-elements/</w:t>
         </w:r>
       </w:hyperlink>
+      <w:r>
+        <w:rPr>
+          <w:sz w:val="20"/>
+        </w:rPr>
+      </w:r>
     </w:p>
     <w:p>
       <w:pPr>
-        <w:spacing w:after="80"/>
-        <w:ind w:left="360"/>
+        <w:widowControl/>
       </w:pPr>
       <w:r>
         <w:rPr>
-          <w:rFonts w:ascii="Calibri" w:hAnsi="Calibri" w:eastAsia="Calibri"/>
-          <w:b w:val="0"/>
-          <w:i w:val="0"/>
-          <w:sz w:val="22"/>
+          <w:sz w:val="20"/>
         </w:rPr>
-        <w:t>2. Royal Society of Chemistry. «Мезгилдик таблица».</w:t>
-      </w:r>
-      <w:r>
-        <w:rPr>
-          <w:rFonts w:ascii="Calibri" w:hAnsi="Calibri" w:eastAsia="Calibri"/>
-          <w:b w:val="0"/>
-          <w:i w:val="0"/>
-          <w:sz w:val="22"/>
-        </w:rPr>
-        <w:t xml:space="preserve"> </w:t>
+        <w:t xml:space="preserve">2. Royal Society of Chemistry. 'Periodic Table.' </w:t>
       </w:r>
       <w:hyperlink r:id="rId12">
         <w:r>
           <w:rPr>
-            <w:rFonts w:ascii="Calibri" w:hAnsi="Calibri" w:eastAsia="Calibri"/>
-            <w:b w:val="0"/>
-            <w:i w:val="0"/>
-            <w:sz w:val="22"/>
-            <w:color w:val="0563C1"/>
-            <w:u w:val="single"/>
+            <w:sz w:val="20"/>
           </w:rPr>
           <w:t>https://www.rsc.org/periodic-table</w:t>
         </w:r>
       </w:hyperlink>
+      <w:r>
+        <w:rPr>
+          <w:sz w:val="20"/>
+        </w:rPr>
+      </w:r>
     </w:p>
     <w:sectPr>
-      <w:pgSz w:w="12240" w:h="15840"/>
-      <w:pgMar w:top="1296" w:right="1440" w:bottom="1296" w:left="1440" w:header="720" w:footer="720" w:gutter="0"/>
+      <w:footerReference w:type="default" r:id="rId13"/>
+      <w:pgSz w:w="11906" w:h="16838"/>
+      <w:pgMar w:top="1020" w:right="1134" w:bottom="1020" w:left="1134" w:header="720" w:footer="720" w:gutter="0"/>
       <w:cols w:space="720"/>
       <w:docGrid w:linePitch="360"/>
     </w:sectPr>
   </w:body>
 </w:document>
+</file>
+
+<file path=word/footer1.xml><?xml version="1.0" encoding="utf-8"?>
+<w:ftr xmlns:m="http://schemas.openxmlformats.org/officeDocument/2006/math" xmlns:mc="http://schemas.openxmlformats.org/markup-compatibility/2006" xmlns:mo="http://schemas.microsoft.com/office/mac/office/2008/main" xmlns:mv="urn:schemas-microsoft-com:mac:vml" xmlns:o="urn:schemas-microsoft-com:office:office" xmlns:r="http://schemas.openxmlformats.org/officeDocument/2006/relationships" xmlns:v="urn:schemas-microsoft-com:vml" xmlns:w10="urn:schemas-microsoft-com:office:word" xmlns:w14="http://schemas.microsoft.com/office/word/2010/wordml" xmlns:w="http://schemas.openxmlformats.org/wordprocessingml/2006/main" xmlns:wne="http://schemas.microsoft.com/office/word/2006/wordml" xmlns:wp14="http://schemas.microsoft.com/office/word/2010/wordprocessingDrawing" xmlns:wp="http://schemas.openxmlformats.org/drawingml/2006/wordprocessingDrawing" xmlns:wpc="http://schemas.microsoft.com/office/word/2010/wordprocessingCanvas" xmlns:wpg="http://schemas.microsoft.com/office/word/2010/wordprocessingGroup" xmlns:wpi="http://schemas.microsoft.com/office/word/2010/wordprocessingInk" xmlns:wps="http://schemas.microsoft.com/office/word/2010/wordprocessingShape" mc:Ignorable="w14 wp14">
+  <w:p>
+    <w:pPr>
+      <w:pStyle w:val="Footer"/>
+      <w:jc w:val="right"/>
+    </w:pPr>
+    <w:fldSimple w:instr="PAGE"/>
+  </w:p>
+</w:ftr>
 </file>
 
 <file path=word/numbering.xml><?xml version="1.0" encoding="utf-8"?>
@@ -741,7 +559,7 @@
   <w:docDefaults>
     <w:rPrDefault>
       <w:rPr>
-        <w:rFonts w:asciiTheme="minorHAnsi" w:eastAsiaTheme="minorEastAsia" w:hAnsiTheme="minorHAnsi" w:cstheme="minorBidi"/>
+        <w:rFonts/>
         <w:sz w:val="22"/>
         <w:szCs w:val="22"/>
         <w:lang w:val="en-US" w:eastAsia="en-US" w:bidi="ar-SA"/>
@@ -896,6 +714,15 @@
     <w:name w:val="Normal"/>
     <w:qFormat/>
     <w:rsid w:val="00FC693F"/>
+    <w:pPr>
+      <w:spacing w:after="120" w:line="259" w:lineRule="auto"/>
+    </w:pPr>
+    <w:rPr>
+      <w:rFonts w:ascii="Times New Roman" w:hAnsi="Times New Roman"/>
+      <w:color w:val="000000"/>
+      <w:sz w:val="24"/>
+      <w:lang w:val="ky-KG"/>
+    </w:rPr>
   </w:style>
   <w:style w:type="paragraph" w:styleId="Header">
     <w:name w:val="header"/>
@@ -952,16 +779,17 @@
     <w:pPr>
       <w:keepNext/>
       <w:keepLines/>
-      <w:spacing w:before="480" w:after="0"/>
+      <w:spacing w:before="480" w:after="120" w:line="259" w:lineRule="auto"/>
       <w:outlineLvl w:val="0"/>
     </w:pPr>
     <w:rPr>
-      <w:rFonts w:asciiTheme="majorHAnsi" w:eastAsiaTheme="majorEastAsia" w:hAnsiTheme="majorHAnsi" w:cstheme="majorBidi"/>
+      <w:rFonts w:ascii="Times New Roman" w:hAnsi="Times New Roman"/>
       <w:b/>
       <w:bCs/>
-      <w:color w:val="365F91" w:themeColor="accent1" w:themeShade="BF"/>
-      <w:sz w:val="28"/>
+      <w:color w:val="000000"/>
+      <w:sz w:val="26"/>
       <w:szCs w:val="28"/>
+      <w:lang w:val="ky-KG"/>
     </w:rPr>
   </w:style>
   <w:style w:type="paragraph" w:styleId="Heading2">
@@ -976,16 +804,17 @@
     <w:pPr>
       <w:keepNext/>
       <w:keepLines/>
-      <w:spacing w:before="200" w:after="0"/>
+      <w:spacing w:before="200" w:after="120" w:line="259" w:lineRule="auto"/>
       <w:outlineLvl w:val="1"/>
     </w:pPr>
     <w:rPr>
-      <w:rFonts w:asciiTheme="majorHAnsi" w:eastAsiaTheme="majorEastAsia" w:hAnsiTheme="majorHAnsi" w:cstheme="majorBidi"/>
+      <w:rFonts w:ascii="Times New Roman" w:hAnsi="Times New Roman"/>
       <w:b/>
       <w:bCs/>
-      <w:color w:val="4F81BD" w:themeColor="accent1"/>
+      <w:color w:val="000000"/>
       <w:sz w:val="26"/>
       <w:szCs w:val="26"/>
+      <w:lang w:val="ky-KG"/>
     </w:rPr>
   </w:style>
   <w:style w:type="paragraph" w:styleId="Heading3">
@@ -1004,7 +833,7 @@
       <w:outlineLvl w:val="2"/>
     </w:pPr>
     <w:rPr>
-      <w:rFonts w:asciiTheme="majorHAnsi" w:eastAsiaTheme="majorEastAsia" w:hAnsiTheme="majorHAnsi" w:cstheme="majorBidi"/>
+      <w:rFonts/>
       <w:b/>
       <w:bCs/>
       <w:color w:val="4F81BD" w:themeColor="accent1"/>
@@ -1027,7 +856,7 @@
       <w:outlineLvl w:val="3"/>
     </w:pPr>
     <w:rPr>
-      <w:rFonts w:asciiTheme="majorHAnsi" w:eastAsiaTheme="majorEastAsia" w:hAnsiTheme="majorHAnsi" w:cstheme="majorBidi"/>
+      <w:rFonts/>
       <w:b/>
       <w:bCs/>
       <w:i/>
@@ -1052,7 +881,7 @@
       <w:outlineLvl w:val="4"/>
     </w:pPr>
     <w:rPr>
-      <w:rFonts w:asciiTheme="majorHAnsi" w:eastAsiaTheme="majorEastAsia" w:hAnsiTheme="majorHAnsi" w:cstheme="majorBidi"/>
+      <w:rFonts/>
       <w:color w:val="243F60" w:themeColor="accent1" w:themeShade="7F"/>
     </w:rPr>
   </w:style>
@@ -1073,7 +902,7 @@
       <w:outlineLvl w:val="5"/>
     </w:pPr>
     <w:rPr>
-      <w:rFonts w:asciiTheme="majorHAnsi" w:eastAsiaTheme="majorEastAsia" w:hAnsiTheme="majorHAnsi" w:cstheme="majorBidi"/>
+      <w:rFonts/>
       <w:i/>
       <w:iCs/>
       <w:color w:val="243F60" w:themeColor="accent1" w:themeShade="7F"/>
@@ -1096,7 +925,7 @@
       <w:outlineLvl w:val="6"/>
     </w:pPr>
     <w:rPr>
-      <w:rFonts w:asciiTheme="majorHAnsi" w:eastAsiaTheme="majorEastAsia" w:hAnsiTheme="majorHAnsi" w:cstheme="majorBidi"/>
+      <w:rFonts/>
       <w:i/>
       <w:iCs/>
       <w:color w:val="404040" w:themeColor="text1" w:themeTint="BF"/>
@@ -1119,7 +948,7 @@
       <w:outlineLvl w:val="7"/>
     </w:pPr>
     <w:rPr>
-      <w:rFonts w:asciiTheme="majorHAnsi" w:eastAsiaTheme="majorEastAsia" w:hAnsiTheme="majorHAnsi" w:cstheme="majorBidi"/>
+      <w:rFonts/>
       <w:color w:val="4F81BD" w:themeColor="accent1"/>
       <w:sz w:val="20"/>
       <w:szCs w:val="20"/>
@@ -1142,7 +971,7 @@
       <w:outlineLvl w:val="8"/>
     </w:pPr>
     <w:rPr>
-      <w:rFonts w:asciiTheme="majorHAnsi" w:eastAsiaTheme="majorEastAsia" w:hAnsiTheme="majorHAnsi" w:cstheme="majorBidi"/>
+      <w:rFonts/>
       <w:i/>
       <w:iCs/>
       <w:color w:val="404040" w:themeColor="text1" w:themeTint="BF"/>
@@ -1193,7 +1022,7 @@
     <w:uiPriority w:val="9"/>
     <w:rsid w:val="00FC693F"/>
     <w:rPr>
-      <w:rFonts w:asciiTheme="majorHAnsi" w:eastAsiaTheme="majorEastAsia" w:hAnsiTheme="majorHAnsi" w:cstheme="majorBidi"/>
+      <w:rFonts/>
       <w:b/>
       <w:bCs/>
       <w:color w:val="365F91" w:themeColor="accent1" w:themeShade="BF"/>
@@ -1208,7 +1037,7 @@
     <w:uiPriority w:val="9"/>
     <w:rsid w:val="00FC693F"/>
     <w:rPr>
-      <w:rFonts w:asciiTheme="majorHAnsi" w:eastAsiaTheme="majorEastAsia" w:hAnsiTheme="majorHAnsi" w:cstheme="majorBidi"/>
+      <w:rFonts/>
       <w:b/>
       <w:bCs/>
       <w:color w:val="4F81BD" w:themeColor="accent1"/>
@@ -1223,7 +1052,7 @@
     <w:uiPriority w:val="9"/>
     <w:rsid w:val="00FC693F"/>
     <w:rPr>
-      <w:rFonts w:asciiTheme="majorHAnsi" w:eastAsiaTheme="majorEastAsia" w:hAnsiTheme="majorHAnsi" w:cstheme="majorBidi"/>
+      <w:rFonts/>
       <w:b/>
       <w:bCs/>
       <w:color w:val="4F81BD" w:themeColor="accent1"/>
@@ -1238,19 +1067,17 @@
     <w:qFormat/>
     <w:rsid w:val="00FC693F"/>
     <w:pPr>
-      <w:pBdr>
-        <w:bottom w:val="single" w:sz="8" w:space="4" w:color="4F81BD" w:themeColor="accent1"/>
-      </w:pBdr>
-      <w:spacing w:after="300" w:line="240" w:lineRule="auto"/>
+      <w:spacing w:after="120" w:line="259" w:lineRule="auto"/>
       <w:contextualSpacing/>
     </w:pPr>
     <w:rPr>
-      <w:rFonts w:asciiTheme="majorHAnsi" w:eastAsiaTheme="majorEastAsia" w:hAnsiTheme="majorHAnsi" w:cstheme="majorBidi"/>
-      <w:color w:val="17365D" w:themeColor="text2" w:themeShade="BF"/>
+      <w:rFonts w:ascii="Times New Roman" w:hAnsi="Times New Roman"/>
+      <w:color w:val="000000"/>
       <w:spacing w:val="5"/>
       <w:kern w:val="28"/>
-      <w:sz w:val="52"/>
+      <w:sz w:val="40"/>
       <w:szCs w:val="52"/>
+      <w:lang w:val="ky-KG"/>
     </w:rPr>
   </w:style>
   <w:style w:type="character" w:customStyle="1" w:styleId="TitleChar">
@@ -1260,7 +1087,7 @@
     <w:uiPriority w:val="10"/>
     <w:rsid w:val="00FC693F"/>
     <w:rPr>
-      <w:rFonts w:asciiTheme="majorHAnsi" w:eastAsiaTheme="majorEastAsia" w:hAnsiTheme="majorHAnsi" w:cstheme="majorBidi"/>
+      <w:rFonts/>
       <w:color w:val="17365D" w:themeColor="text2" w:themeShade="BF"/>
       <w:spacing w:val="5"/>
       <w:kern w:val="28"/>
@@ -1282,7 +1109,7 @@
       </w:numPr>
     </w:pPr>
     <w:rPr>
-      <w:rFonts w:asciiTheme="majorHAnsi" w:eastAsiaTheme="majorEastAsia" w:hAnsiTheme="majorHAnsi" w:cstheme="majorBidi"/>
+      <w:rFonts/>
       <w:i/>
       <w:iCs/>
       <w:color w:val="4F81BD" w:themeColor="accent1"/>
@@ -1298,7 +1125,7 @@
     <w:uiPriority w:val="11"/>
     <w:rsid w:val="00FC693F"/>
     <w:rPr>
-      <w:rFonts w:asciiTheme="majorHAnsi" w:eastAsiaTheme="majorEastAsia" w:hAnsiTheme="majorHAnsi" w:cstheme="majorBidi"/>
+      <w:rFonts/>
       <w:i/>
       <w:iCs/>
       <w:color w:val="4F81BD" w:themeColor="accent1"/>
@@ -1423,8 +1250,15 @@
       <w:numPr>
         <w:numId w:val="1"/>
       </w:numPr>
+      <w:spacing w:after="120" w:line="259" w:lineRule="auto"/>
       <w:contextualSpacing/>
     </w:pPr>
+    <w:rPr>
+      <w:rFonts w:ascii="Times New Roman" w:hAnsi="Times New Roman"/>
+      <w:color w:val="000000"/>
+      <w:sz w:val="24"/>
+      <w:lang w:val="ky-KG"/>
+    </w:rPr>
   </w:style>
   <w:style w:type="paragraph" w:styleId="ListBullet2">
     <w:name w:val="List Bullet 2"/>
@@ -1596,7 +1430,7 @@
     <w:semiHidden/>
     <w:rsid w:val="00FC693F"/>
     <w:rPr>
-      <w:rFonts w:asciiTheme="majorHAnsi" w:eastAsiaTheme="majorEastAsia" w:hAnsiTheme="majorHAnsi" w:cstheme="majorBidi"/>
+      <w:rFonts/>
       <w:b/>
       <w:bCs/>
       <w:i/>
@@ -1612,7 +1446,7 @@
     <w:semiHidden/>
     <w:rsid w:val="00FC693F"/>
     <w:rPr>
-      <w:rFonts w:asciiTheme="majorHAnsi" w:eastAsiaTheme="majorEastAsia" w:hAnsiTheme="majorHAnsi" w:cstheme="majorBidi"/>
+      <w:rFonts/>
       <w:color w:val="243F60" w:themeColor="accent1" w:themeShade="7F"/>
     </w:rPr>
   </w:style>
@@ -1624,7 +1458,7 @@
     <w:semiHidden/>
     <w:rsid w:val="00FC693F"/>
     <w:rPr>
-      <w:rFonts w:asciiTheme="majorHAnsi" w:eastAsiaTheme="majorEastAsia" w:hAnsiTheme="majorHAnsi" w:cstheme="majorBidi"/>
+      <w:rFonts/>
       <w:i/>
       <w:iCs/>
       <w:color w:val="243F60" w:themeColor="accent1" w:themeShade="7F"/>
@@ -1638,7 +1472,7 @@
     <w:semiHidden/>
     <w:rsid w:val="00FC693F"/>
     <w:rPr>
-      <w:rFonts w:asciiTheme="majorHAnsi" w:eastAsiaTheme="majorEastAsia" w:hAnsiTheme="majorHAnsi" w:cstheme="majorBidi"/>
+      <w:rFonts/>
       <w:i/>
       <w:iCs/>
       <w:color w:val="404040" w:themeColor="text1" w:themeTint="BF"/>
@@ -1652,7 +1486,7 @@
     <w:semiHidden/>
     <w:rsid w:val="00FC693F"/>
     <w:rPr>
-      <w:rFonts w:asciiTheme="majorHAnsi" w:eastAsiaTheme="majorEastAsia" w:hAnsiTheme="majorHAnsi" w:cstheme="majorBidi"/>
+      <w:rFonts/>
       <w:color w:val="4F81BD" w:themeColor="accent1"/>
       <w:sz w:val="20"/>
       <w:szCs w:val="20"/>
@@ -1666,7 +1500,7 @@
     <w:semiHidden/>
     <w:rsid w:val="00FC693F"/>
     <w:rPr>
-      <w:rFonts w:asciiTheme="majorHAnsi" w:eastAsiaTheme="majorEastAsia" w:hAnsiTheme="majorHAnsi" w:cstheme="majorBidi"/>
+      <w:rFonts/>
       <w:i/>
       <w:iCs/>
       <w:color w:val="404040" w:themeColor="text1" w:themeTint="BF"/>
@@ -1725,9 +1559,6 @@
     <w:qFormat/>
     <w:rsid w:val="00FC693F"/>
     <w:pPr>
-      <w:pBdr>
-        <w:bottom w:val="single" w:sz="4" w:space="4" w:color="4F81BD" w:themeColor="accent1"/>
-      </w:pBdr>
       <w:spacing w:before="200" w:after="280"/>
       <w:ind w:left="936" w:right="936"/>
     </w:pPr>
@@ -3255,7 +3086,7 @@
         <w:spacing w:before="0" w:after="0" w:line="240" w:lineRule="auto"/>
       </w:pPr>
       <w:rPr>
-        <w:rFonts w:asciiTheme="majorHAnsi" w:eastAsiaTheme="majorEastAsia" w:hAnsiTheme="majorHAnsi" w:cstheme="majorBidi"/>
+        <w:rFonts/>
         <w:b/>
         <w:bCs/>
       </w:rPr>
@@ -3276,7 +3107,7 @@
         <w:spacing w:before="0" w:after="0" w:line="240" w:lineRule="auto"/>
       </w:pPr>
       <w:rPr>
-        <w:rFonts w:asciiTheme="majorHAnsi" w:eastAsiaTheme="majorEastAsia" w:hAnsiTheme="majorHAnsi" w:cstheme="majorBidi"/>
+        <w:rFonts/>
         <w:b/>
         <w:bCs/>
       </w:rPr>
@@ -3294,14 +3125,14 @@
     </w:tblStylePr>
     <w:tblStylePr w:type="firstCol">
       <w:rPr>
-        <w:rFonts w:asciiTheme="majorHAnsi" w:eastAsiaTheme="majorEastAsia" w:hAnsiTheme="majorHAnsi" w:cstheme="majorBidi"/>
+        <w:rFonts/>
         <w:b/>
         <w:bCs/>
       </w:rPr>
     </w:tblStylePr>
     <w:tblStylePr w:type="lastCol">
       <w:rPr>
-        <w:rFonts w:asciiTheme="majorHAnsi" w:eastAsiaTheme="majorEastAsia" w:hAnsiTheme="majorHAnsi" w:cstheme="majorBidi"/>
+        <w:rFonts/>
         <w:b/>
         <w:bCs/>
       </w:rPr>
@@ -3385,7 +3216,7 @@
         <w:spacing w:before="0" w:after="0" w:line="240" w:lineRule="auto"/>
       </w:pPr>
       <w:rPr>
-        <w:rFonts w:asciiTheme="majorHAnsi" w:eastAsiaTheme="majorEastAsia" w:hAnsiTheme="majorHAnsi" w:cstheme="majorBidi"/>
+        <w:rFonts/>
         <w:b/>
         <w:bCs/>
       </w:rPr>
@@ -3406,7 +3237,7 @@
         <w:spacing w:before="0" w:after="0" w:line="240" w:lineRule="auto"/>
       </w:pPr>
       <w:rPr>
-        <w:rFonts w:asciiTheme="majorHAnsi" w:eastAsiaTheme="majorEastAsia" w:hAnsiTheme="majorHAnsi" w:cstheme="majorBidi"/>
+        <w:rFonts/>
         <w:b/>
         <w:bCs/>
       </w:rPr>
@@ -3424,14 +3255,14 @@
     </w:tblStylePr>
     <w:tblStylePr w:type="firstCol">
       <w:rPr>
-        <w:rFonts w:asciiTheme="majorHAnsi" w:eastAsiaTheme="majorEastAsia" w:hAnsiTheme="majorHAnsi" w:cstheme="majorBidi"/>
+        <w:rFonts/>
         <w:b/>
         <w:bCs/>
       </w:rPr>
     </w:tblStylePr>
     <w:tblStylePr w:type="lastCol">
       <w:rPr>
-        <w:rFonts w:asciiTheme="majorHAnsi" w:eastAsiaTheme="majorEastAsia" w:hAnsiTheme="majorHAnsi" w:cstheme="majorBidi"/>
+        <w:rFonts/>
         <w:b/>
         <w:bCs/>
       </w:rPr>
@@ -3515,7 +3346,7 @@
         <w:spacing w:before="0" w:after="0" w:line="240" w:lineRule="auto"/>
       </w:pPr>
       <w:rPr>
-        <w:rFonts w:asciiTheme="majorHAnsi" w:eastAsiaTheme="majorEastAsia" w:hAnsiTheme="majorHAnsi" w:cstheme="majorBidi"/>
+        <w:rFonts/>
         <w:b/>
         <w:bCs/>
       </w:rPr>
@@ -3536,7 +3367,7 @@
         <w:spacing w:before="0" w:after="0" w:line="240" w:lineRule="auto"/>
       </w:pPr>
       <w:rPr>
-        <w:rFonts w:asciiTheme="majorHAnsi" w:eastAsiaTheme="majorEastAsia" w:hAnsiTheme="majorHAnsi" w:cstheme="majorBidi"/>
+        <w:rFonts/>
         <w:b/>
         <w:bCs/>
       </w:rPr>
@@ -3554,14 +3385,14 @@
     </w:tblStylePr>
     <w:tblStylePr w:type="firstCol">
       <w:rPr>
-        <w:rFonts w:asciiTheme="majorHAnsi" w:eastAsiaTheme="majorEastAsia" w:hAnsiTheme="majorHAnsi" w:cstheme="majorBidi"/>
+        <w:rFonts/>
         <w:b/>
         <w:bCs/>
       </w:rPr>
     </w:tblStylePr>
     <w:tblStylePr w:type="lastCol">
       <w:rPr>
-        <w:rFonts w:asciiTheme="majorHAnsi" w:eastAsiaTheme="majorEastAsia" w:hAnsiTheme="majorHAnsi" w:cstheme="majorBidi"/>
+        <w:rFonts/>
         <w:b/>
         <w:bCs/>
       </w:rPr>
@@ -3645,7 +3476,7 @@
         <w:spacing w:before="0" w:after="0" w:line="240" w:lineRule="auto"/>
       </w:pPr>
       <w:rPr>
-        <w:rFonts w:asciiTheme="majorHAnsi" w:eastAsiaTheme="majorEastAsia" w:hAnsiTheme="majorHAnsi" w:cstheme="majorBidi"/>
+        <w:rFonts/>
         <w:b/>
         <w:bCs/>
       </w:rPr>
@@ -3666,7 +3497,7 @@
         <w:spacing w:before="0" w:after="0" w:line="240" w:lineRule="auto"/>
       </w:pPr>
       <w:rPr>
-        <w:rFonts w:asciiTheme="majorHAnsi" w:eastAsiaTheme="majorEastAsia" w:hAnsiTheme="majorHAnsi" w:cstheme="majorBidi"/>
+        <w:rFonts/>
         <w:b/>
         <w:bCs/>
       </w:rPr>
@@ -3684,14 +3515,14 @@
     </w:tblStylePr>
     <w:tblStylePr w:type="firstCol">
       <w:rPr>
-        <w:rFonts w:asciiTheme="majorHAnsi" w:eastAsiaTheme="majorEastAsia" w:hAnsiTheme="majorHAnsi" w:cstheme="majorBidi"/>
+        <w:rFonts/>
         <w:b/>
         <w:bCs/>
       </w:rPr>
     </w:tblStylePr>
     <w:tblStylePr w:type="lastCol">
       <w:rPr>
-        <w:rFonts w:asciiTheme="majorHAnsi" w:eastAsiaTheme="majorEastAsia" w:hAnsiTheme="majorHAnsi" w:cstheme="majorBidi"/>
+        <w:rFonts/>
         <w:b/>
         <w:bCs/>
       </w:rPr>
@@ -3775,7 +3606,7 @@
         <w:spacing w:before="0" w:after="0" w:line="240" w:lineRule="auto"/>
       </w:pPr>
       <w:rPr>
-        <w:rFonts w:asciiTheme="majorHAnsi" w:eastAsiaTheme="majorEastAsia" w:hAnsiTheme="majorHAnsi" w:cstheme="majorBidi"/>
+        <w:rFonts/>
         <w:b/>
         <w:bCs/>
       </w:rPr>
@@ -3796,7 +3627,7 @@
         <w:spacing w:before="0" w:after="0" w:line="240" w:lineRule="auto"/>
       </w:pPr>
       <w:rPr>
-        <w:rFonts w:asciiTheme="majorHAnsi" w:eastAsiaTheme="majorEastAsia" w:hAnsiTheme="majorHAnsi" w:cstheme="majorBidi"/>
+        <w:rFonts/>
         <w:b/>
         <w:bCs/>
       </w:rPr>
@@ -3814,14 +3645,14 @@
     </w:tblStylePr>
     <w:tblStylePr w:type="firstCol">
       <w:rPr>
-        <w:rFonts w:asciiTheme="majorHAnsi" w:eastAsiaTheme="majorEastAsia" w:hAnsiTheme="majorHAnsi" w:cstheme="majorBidi"/>
+        <w:rFonts/>
         <w:b/>
         <w:bCs/>
       </w:rPr>
     </w:tblStylePr>
     <w:tblStylePr w:type="lastCol">
       <w:rPr>
-        <w:rFonts w:asciiTheme="majorHAnsi" w:eastAsiaTheme="majorEastAsia" w:hAnsiTheme="majorHAnsi" w:cstheme="majorBidi"/>
+        <w:rFonts/>
         <w:b/>
         <w:bCs/>
       </w:rPr>
@@ -3905,7 +3736,7 @@
         <w:spacing w:before="0" w:after="0" w:line="240" w:lineRule="auto"/>
       </w:pPr>
       <w:rPr>
-        <w:rFonts w:asciiTheme="majorHAnsi" w:eastAsiaTheme="majorEastAsia" w:hAnsiTheme="majorHAnsi" w:cstheme="majorBidi"/>
+        <w:rFonts/>
         <w:b/>
         <w:bCs/>
       </w:rPr>
@@ -3926,7 +3757,7 @@
         <w:spacing w:before="0" w:after="0" w:line="240" w:lineRule="auto"/>
       </w:pPr>
       <w:rPr>
-        <w:rFonts w:asciiTheme="majorHAnsi" w:eastAsiaTheme="majorEastAsia" w:hAnsiTheme="majorHAnsi" w:cstheme="majorBidi"/>
+        <w:rFonts/>
         <w:b/>
         <w:bCs/>
       </w:rPr>
@@ -3944,14 +3775,14 @@
     </w:tblStylePr>
     <w:tblStylePr w:type="firstCol">
       <w:rPr>
-        <w:rFonts w:asciiTheme="majorHAnsi" w:eastAsiaTheme="majorEastAsia" w:hAnsiTheme="majorHAnsi" w:cstheme="majorBidi"/>
+        <w:rFonts/>
         <w:b/>
         <w:bCs/>
       </w:rPr>
     </w:tblStylePr>
     <w:tblStylePr w:type="lastCol">
       <w:rPr>
-        <w:rFonts w:asciiTheme="majorHAnsi" w:eastAsiaTheme="majorEastAsia" w:hAnsiTheme="majorHAnsi" w:cstheme="majorBidi"/>
+        <w:rFonts/>
         <w:b/>
         <w:bCs/>
       </w:rPr>
@@ -4035,7 +3866,7 @@
         <w:spacing w:before="0" w:after="0" w:line="240" w:lineRule="auto"/>
       </w:pPr>
       <w:rPr>
-        <w:rFonts w:asciiTheme="majorHAnsi" w:eastAsiaTheme="majorEastAsia" w:hAnsiTheme="majorHAnsi" w:cstheme="majorBidi"/>
+        <w:rFonts/>
         <w:b/>
         <w:bCs/>
       </w:rPr>
@@ -4056,7 +3887,7 @@
         <w:spacing w:before="0" w:after="0" w:line="240" w:lineRule="auto"/>
       </w:pPr>
       <w:rPr>
-        <w:rFonts w:asciiTheme="majorHAnsi" w:eastAsiaTheme="majorEastAsia" w:hAnsiTheme="majorHAnsi" w:cstheme="majorBidi"/>
+        <w:rFonts/>
         <w:b/>
         <w:bCs/>
       </w:rPr>
@@ -4074,14 +3905,14 @@
     </w:tblStylePr>
     <w:tblStylePr w:type="firstCol">
       <w:rPr>
-        <w:rFonts w:asciiTheme="majorHAnsi" w:eastAsiaTheme="majorEastAsia" w:hAnsiTheme="majorHAnsi" w:cstheme="majorBidi"/>
+        <w:rFonts/>
         <w:b/>
         <w:bCs/>
       </w:rPr>
     </w:tblStylePr>
     <w:tblStylePr w:type="lastCol">
       <w:rPr>
-        <w:rFonts w:asciiTheme="majorHAnsi" w:eastAsiaTheme="majorEastAsia" w:hAnsiTheme="majorHAnsi" w:cstheme="majorBidi"/>
+        <w:rFonts/>
         <w:b/>
         <w:bCs/>
       </w:rPr>
@@ -5946,7 +5777,7 @@
     </w:tblPr>
     <w:tblStylePr w:type="firstRow">
       <w:rPr>
-        <w:rFonts w:asciiTheme="majorHAnsi" w:eastAsiaTheme="majorEastAsia" w:hAnsiTheme="majorHAnsi" w:cstheme="majorBidi"/>
+        <w:rFonts/>
       </w:rPr>
       <w:tblPr/>
       <w:tcPr>
@@ -6030,7 +5861,7 @@
     </w:tblPr>
     <w:tblStylePr w:type="firstRow">
       <w:rPr>
-        <w:rFonts w:asciiTheme="majorHAnsi" w:eastAsiaTheme="majorEastAsia" w:hAnsiTheme="majorHAnsi" w:cstheme="majorBidi"/>
+        <w:rFonts/>
       </w:rPr>
       <w:tblPr/>
       <w:tcPr>
@@ -6114,7 +5945,7 @@
     </w:tblPr>
     <w:tblStylePr w:type="firstRow">
       <w:rPr>
-        <w:rFonts w:asciiTheme="majorHAnsi" w:eastAsiaTheme="majorEastAsia" w:hAnsiTheme="majorHAnsi" w:cstheme="majorBidi"/>
+        <w:rFonts/>
       </w:rPr>
       <w:tblPr/>
       <w:tcPr>
@@ -6198,7 +6029,7 @@
     </w:tblPr>
     <w:tblStylePr w:type="firstRow">
       <w:rPr>
-        <w:rFonts w:asciiTheme="majorHAnsi" w:eastAsiaTheme="majorEastAsia" w:hAnsiTheme="majorHAnsi" w:cstheme="majorBidi"/>
+        <w:rFonts/>
       </w:rPr>
       <w:tblPr/>
       <w:tcPr>
@@ -6282,7 +6113,7 @@
     </w:tblPr>
     <w:tblStylePr w:type="firstRow">
       <w:rPr>
-        <w:rFonts w:asciiTheme="majorHAnsi" w:eastAsiaTheme="majorEastAsia" w:hAnsiTheme="majorHAnsi" w:cstheme="majorBidi"/>
+        <w:rFonts/>
       </w:rPr>
       <w:tblPr/>
       <w:tcPr>
@@ -6366,7 +6197,7 @@
     </w:tblPr>
     <w:tblStylePr w:type="firstRow">
       <w:rPr>
-        <w:rFonts w:asciiTheme="majorHAnsi" w:eastAsiaTheme="majorEastAsia" w:hAnsiTheme="majorHAnsi" w:cstheme="majorBidi"/>
+        <w:rFonts/>
       </w:rPr>
       <w:tblPr/>
       <w:tcPr>
@@ -6450,7 +6281,7 @@
     </w:tblPr>
     <w:tblStylePr w:type="firstRow">
       <w:rPr>
-        <w:rFonts w:asciiTheme="majorHAnsi" w:eastAsiaTheme="majorEastAsia" w:hAnsiTheme="majorHAnsi" w:cstheme="majorBidi"/>
+        <w:rFonts/>
       </w:rPr>
       <w:tblPr/>
       <w:tcPr>
@@ -6515,7 +6346,7 @@
       <w:spacing w:after="0" w:line="240" w:lineRule="auto"/>
     </w:pPr>
     <w:rPr>
-      <w:rFonts w:asciiTheme="majorHAnsi" w:eastAsiaTheme="majorEastAsia" w:hAnsiTheme="majorHAnsi" w:cstheme="majorBidi"/>
+      <w:rFonts/>
       <w:color w:val="000000" w:themeColor="text1"/>
     </w:rPr>
     <w:tblPr>
@@ -6643,7 +6474,7 @@
       <w:spacing w:after="0" w:line="240" w:lineRule="auto"/>
     </w:pPr>
     <w:rPr>
-      <w:rFonts w:asciiTheme="majorHAnsi" w:eastAsiaTheme="majorEastAsia" w:hAnsiTheme="majorHAnsi" w:cstheme="majorBidi"/>
+      <w:rFonts/>
       <w:color w:val="000000" w:themeColor="text1"/>
     </w:rPr>
     <w:tblPr>
@@ -6771,7 +6602,7 @@
       <w:spacing w:after="0" w:line="240" w:lineRule="auto"/>
     </w:pPr>
     <w:rPr>
-      <w:rFonts w:asciiTheme="majorHAnsi" w:eastAsiaTheme="majorEastAsia" w:hAnsiTheme="majorHAnsi" w:cstheme="majorBidi"/>
+      <w:rFonts/>
       <w:color w:val="000000" w:themeColor="text1"/>
     </w:rPr>
     <w:tblPr>
@@ -6899,7 +6730,7 @@
       <w:spacing w:after="0" w:line="240" w:lineRule="auto"/>
     </w:pPr>
     <w:rPr>
-      <w:rFonts w:asciiTheme="majorHAnsi" w:eastAsiaTheme="majorEastAsia" w:hAnsiTheme="majorHAnsi" w:cstheme="majorBidi"/>
+      <w:rFonts/>
       <w:color w:val="000000" w:themeColor="text1"/>
     </w:rPr>
     <w:tblPr>
@@ -7027,7 +6858,7 @@
       <w:spacing w:after="0" w:line="240" w:lineRule="auto"/>
     </w:pPr>
     <w:rPr>
-      <w:rFonts w:asciiTheme="majorHAnsi" w:eastAsiaTheme="majorEastAsia" w:hAnsiTheme="majorHAnsi" w:cstheme="majorBidi"/>
+      <w:rFonts/>
       <w:color w:val="000000" w:themeColor="text1"/>
     </w:rPr>
     <w:tblPr>
@@ -7155,7 +6986,7 @@
       <w:spacing w:after="0" w:line="240" w:lineRule="auto"/>
     </w:pPr>
     <w:rPr>
-      <w:rFonts w:asciiTheme="majorHAnsi" w:eastAsiaTheme="majorEastAsia" w:hAnsiTheme="majorHAnsi" w:cstheme="majorBidi"/>
+      <w:rFonts/>
       <w:color w:val="000000" w:themeColor="text1"/>
     </w:rPr>
     <w:tblPr>
@@ -7283,7 +7114,7 @@
       <w:spacing w:after="0" w:line="240" w:lineRule="auto"/>
     </w:pPr>
     <w:rPr>
-      <w:rFonts w:asciiTheme="majorHAnsi" w:eastAsiaTheme="majorEastAsia" w:hAnsiTheme="majorHAnsi" w:cstheme="majorBidi"/>
+      <w:rFonts/>
       <w:color w:val="000000" w:themeColor="text1"/>
     </w:rPr>
     <w:tblPr>
@@ -7922,7 +7753,7 @@
       <w:spacing w:after="0" w:line="240" w:lineRule="auto"/>
     </w:pPr>
     <w:rPr>
-      <w:rFonts w:asciiTheme="majorHAnsi" w:eastAsiaTheme="majorEastAsia" w:hAnsiTheme="majorHAnsi" w:cstheme="majorBidi"/>
+      <w:rFonts/>
       <w:color w:val="000000" w:themeColor="text1"/>
     </w:rPr>
     <w:tblPr>
@@ -8047,7 +7878,7 @@
       <w:spacing w:after="0" w:line="240" w:lineRule="auto"/>
     </w:pPr>
     <w:rPr>
-      <w:rFonts w:asciiTheme="majorHAnsi" w:eastAsiaTheme="majorEastAsia" w:hAnsiTheme="majorHAnsi" w:cstheme="majorBidi"/>
+      <w:rFonts/>
       <w:color w:val="000000" w:themeColor="text1"/>
     </w:rPr>
     <w:tblPr>
@@ -8172,7 +8003,7 @@
       <w:spacing w:after="0" w:line="240" w:lineRule="auto"/>
     </w:pPr>
     <w:rPr>
-      <w:rFonts w:asciiTheme="majorHAnsi" w:eastAsiaTheme="majorEastAsia" w:hAnsiTheme="majorHAnsi" w:cstheme="majorBidi"/>
+      <w:rFonts/>
       <w:color w:val="000000" w:themeColor="text1"/>
     </w:rPr>
     <w:tblPr>
@@ -8297,7 +8128,7 @@
       <w:spacing w:after="0" w:line="240" w:lineRule="auto"/>
     </w:pPr>
     <w:rPr>
-      <w:rFonts w:asciiTheme="majorHAnsi" w:eastAsiaTheme="majorEastAsia" w:hAnsiTheme="majorHAnsi" w:cstheme="majorBidi"/>
+      <w:rFonts/>
       <w:color w:val="000000" w:themeColor="text1"/>
     </w:rPr>
     <w:tblPr>
@@ -8422,7 +8253,7 @@
       <w:spacing w:after="0" w:line="240" w:lineRule="auto"/>
     </w:pPr>
     <w:rPr>
-      <w:rFonts w:asciiTheme="majorHAnsi" w:eastAsiaTheme="majorEastAsia" w:hAnsiTheme="majorHAnsi" w:cstheme="majorBidi"/>
+      <w:rFonts/>
       <w:color w:val="000000" w:themeColor="text1"/>
     </w:rPr>
     <w:tblPr>
@@ -8547,7 +8378,7 @@
       <w:spacing w:after="0" w:line="240" w:lineRule="auto"/>
     </w:pPr>
     <w:rPr>
-      <w:rFonts w:asciiTheme="majorHAnsi" w:eastAsiaTheme="majorEastAsia" w:hAnsiTheme="majorHAnsi" w:cstheme="majorBidi"/>
+      <w:rFonts/>
       <w:color w:val="000000" w:themeColor="text1"/>
     </w:rPr>
     <w:tblPr>
@@ -8672,7 +8503,7 @@
       <w:spacing w:after="0" w:line="240" w:lineRule="auto"/>
     </w:pPr>
     <w:rPr>
-      <w:rFonts w:asciiTheme="majorHAnsi" w:eastAsiaTheme="majorEastAsia" w:hAnsiTheme="majorHAnsi" w:cstheme="majorBidi"/>
+      <w:rFonts/>
       <w:color w:val="000000" w:themeColor="text1"/>
     </w:rPr>
     <w:tblPr>
